--- a/WK5AssgnAdhikariR.docx
+++ b/WK5AssgnAdhikariR.docx
@@ -69,6 +69,28 @@
             </w:rPr>
             <w:br/>
             <w:t>Walden University</w:t>
+          </w:r>
+        </w:p>
+        <w:p>
+          <w:pPr>
+            <w:pStyle w:val="NoSpacing"/>
+            <w:spacing w:after="240" w:line="480" w:lineRule="auto"/>
+            <w:jc w:val="center"/>
+            <w:rPr>
+              <w:rFonts w:ascii="Times New Roman" w:hAnsi="Times New Roman" w:cs="Times New Roman"/>
+              <w:color w:val="000000" w:themeColor="text1"/>
+              <w:sz w:val="48"/>
+              <w:szCs w:val="48"/>
+            </w:rPr>
+          </w:pPr>
+          <w:r>
+            <w:rPr>
+              <w:rFonts w:ascii="Times New Roman" w:hAnsi="Times New Roman" w:cs="Times New Roman"/>
+              <w:color w:val="000000" w:themeColor="text1"/>
+              <w:sz w:val="48"/>
+              <w:szCs w:val="48"/>
+            </w:rPr>
+            <w:t>NURS-6451</w:t>
           </w:r>
           <w:r>
             <w:rPr>
@@ -218,7 +240,24 @@
           <w:bCs/>
           <w:color w:val="44546A" w:themeColor="text2"/>
         </w:rPr>
-        <w:lastRenderedPageBreak/>
+        <w:t>Topic: Evaluation Plan Project: Evaluation Focus</w:t>
+      </w:r>
+    </w:p>
+    <w:p>
+      <w:pPr>
+        <w:spacing w:before="100" w:beforeAutospacing="1" w:after="100" w:afterAutospacing="1" w:line="480" w:lineRule="auto"/>
+        <w:rPr>
+          <w:b/>
+          <w:bCs/>
+          <w:color w:val="44546A" w:themeColor="text2"/>
+        </w:rPr>
+      </w:pPr>
+      <w:r>
+        <w:rPr>
+          <w:b/>
+          <w:bCs/>
+          <w:color w:val="44546A" w:themeColor="text2"/>
+        </w:rPr>
         <w:t>Introduction</w:t>
       </w:r>
     </w:p>
@@ -403,39 +442,7 @@
           <w:color w:val="2D3B45"/>
           <w:shd w:val="clear" w:color="auto" w:fill="FFFFFF"/>
         </w:rPr>
-        <w:t>summary of each research, the reason for the selection, how it can be evaluated, its evaluation goal, viewpoints, HIT implementation on the research, areas for improvement</w:t>
-      </w:r>
-      <w:r>
-        <w:rPr>
-          <w:rFonts w:ascii="Lato" w:hAnsi="Lato"/>
-          <w:color w:val="2D3B45"/>
-          <w:shd w:val="clear" w:color="auto" w:fill="FFFFFF"/>
-        </w:rPr>
-        <w:t>,</w:t>
-      </w:r>
-      <w:r>
-        <w:rPr>
-          <w:rFonts w:ascii="Lato" w:hAnsi="Lato"/>
-          <w:color w:val="2D3B45"/>
-          <w:shd w:val="clear" w:color="auto" w:fill="FFFFFF"/>
-        </w:rPr>
-        <w:t xml:space="preserve"> and how it</w:t>
-      </w:r>
-      <w:r>
-        <w:rPr>
-          <w:rFonts w:ascii="Lato" w:hAnsi="Lato"/>
-          <w:color w:val="2D3B45"/>
-          <w:shd w:val="clear" w:color="auto" w:fill="FFFFFF"/>
-        </w:rPr>
-        <w:t xml:space="preserve"> can</w:t>
-      </w:r>
-      <w:r>
-        <w:rPr>
-          <w:rFonts w:ascii="Lato" w:hAnsi="Lato"/>
-          <w:color w:val="2D3B45"/>
-          <w:shd w:val="clear" w:color="auto" w:fill="FFFFFF"/>
-        </w:rPr>
-        <w:t xml:space="preserve"> be improved. </w:t>
+        <w:t xml:space="preserve">summary of each research, the reason for the selection, how it can be evaluated, its evaluation goal, viewpoints, HIT implementation on the research, areas for improvement, and how it can be improved. </w:t>
       </w:r>
     </w:p>
     <w:p>
@@ -545,7 +552,14 @@
         <w:rPr>
           <w:color w:val="44546A" w:themeColor="text2"/>
         </w:rPr>
-        <w:t xml:space="preserve">Multiple challenges emerged when the Medical Center Computing (MCC) division failed to support because of unclear technical requirements such as infrastructure limitations, compatibility issues with hardware, </w:t>
+        <w:t xml:space="preserve">Multiple challenges emerged when the Medical Center Computing (MCC) division failed to support because of unclear technical requirements such as infrastructure limitations, </w:t>
+      </w:r>
+      <w:r>
+        <w:rPr>
+          <w:color w:val="44546A" w:themeColor="text2"/>
+        </w:rPr>
+        <w:lastRenderedPageBreak/>
+        <w:t xml:space="preserve">compatibility issues with hardware, </w:t>
       </w:r>
       <w:r>
         <w:rPr>
@@ -660,7 +674,6 @@
           <w:bCs/>
           <w:color w:val="44546A" w:themeColor="text2"/>
         </w:rPr>
-        <w:lastRenderedPageBreak/>
         <w:t>Reason for S</w:t>
       </w:r>
       <w:r>
@@ -948,6 +961,7 @@
           <w:bCs/>
           <w:color w:val="44546A" w:themeColor="text2"/>
         </w:rPr>
+        <w:lastRenderedPageBreak/>
         <w:t>"An Evaluation of the Impact of Barcode Patient and Medication Scanning on Nursing Workflow at a UK Teaching Hospital"</w:t>
       </w:r>
     </w:p>
@@ -984,15 +998,7 @@
           <w:color w:val="44546A" w:themeColor="text2"/>
           <w:shd w:val="clear" w:color="auto" w:fill="FFFFFF"/>
         </w:rPr>
-        <w:t xml:space="preserve"> A study was conducted in a UK hospital (Surgical wards) on a BCMA ward and a non-BCMA ward. Data on medication administration timeliness, general workflow, medication verification, </w:t>
-      </w:r>
-      <w:r>
-        <w:rPr>
-          <w:color w:val="44546A" w:themeColor="text2"/>
-          <w:shd w:val="clear" w:color="auto" w:fill="FFFFFF"/>
-        </w:rPr>
-        <w:lastRenderedPageBreak/>
-        <w:t xml:space="preserve">and patient identification were collected. The result showed a decreased variability in medication administration workflow in nurses, higher medication scan rate, and higher patient identification, representing increasing patient safety. The study also suggested further research on the BCMA won’t affect drug round duration and to determine its impact on medication administration timeliness. </w:t>
+        <w:t xml:space="preserve"> A study was conducted in a UK hospital (Surgical wards) on a BCMA ward and a non-BCMA ward. Data on medication administration timeliness, general workflow, medication verification, and patient identification were collected. The result showed a decreased variability in medication administration workflow in nurses, higher medication scan rate, and higher patient identification, representing increasing patient safety. The study also suggested further research on the BCMA won’t affect drug round duration and to determine its impact on medication administration timeliness. </w:t>
       </w:r>
     </w:p>
     <w:p>
@@ -1134,6 +1140,7 @@
           <w:color w:val="44546A" w:themeColor="text2"/>
           <w:shd w:val="clear" w:color="auto" w:fill="FFFFFF"/>
         </w:rPr>
+        <w:lastRenderedPageBreak/>
         <w:t>Plans for reevaluation:</w:t>
       </w:r>
       <w:r>
@@ -1200,7 +1207,6 @@
         <w:rPr>
           <w:color w:val="44546A" w:themeColor="text2"/>
         </w:rPr>
-        <w:lastRenderedPageBreak/>
         <w:t xml:space="preserve">Using </w:t>
       </w:r>
       <w:r>
@@ -1521,6 +1527,7 @@
         <w:rPr>
           <w:color w:val="44546A" w:themeColor="text2"/>
         </w:rPr>
+        <w:lastRenderedPageBreak/>
         <w:t xml:space="preserve">workflow </w:t>
       </w:r>
       <w:r>
@@ -1685,7 +1692,6 @@
           <w:bCs/>
           <w:color w:val="44546A" w:themeColor="text2"/>
         </w:rPr>
-        <w:lastRenderedPageBreak/>
         <w:t>“</w:t>
       </w:r>
       <w:r>
@@ -1909,6 +1915,7 @@
           <w:sz w:val="24"/>
           <w:szCs w:val="24"/>
         </w:rPr>
+        <w:lastRenderedPageBreak/>
         <w:t>2. Evaluation Method</w:t>
       </w:r>
       <w:r>
@@ -2265,7 +2272,6 @@
         <w:rPr>
           <w:color w:val="44546A" w:themeColor="text2"/>
         </w:rPr>
-        <w:lastRenderedPageBreak/>
         <w:t>medication errors to assess improvements, conducting evaluations of users experience with the system with additional training if needed. Cond</w:t>
       </w:r>
       <w:r>
@@ -2456,6 +2462,7 @@
           <w:bCs/>
           <w:color w:val="44546A" w:themeColor="text2"/>
         </w:rPr>
+        <w:lastRenderedPageBreak/>
         <w:t>Reasons for Success:</w:t>
       </w:r>
       <w:r>
@@ -2624,7 +2631,6 @@
           <w:bCs/>
           <w:color w:val="44546A" w:themeColor="text2"/>
         </w:rPr>
-        <w:lastRenderedPageBreak/>
         <w:t xml:space="preserve">2: </w:t>
       </w:r>
       <w:r>
@@ -2845,6 +2851,7 @@
           <w:sz w:val="24"/>
           <w:szCs w:val="24"/>
         </w:rPr>
+        <w:lastRenderedPageBreak/>
         <w:t>Successful Elements</w:t>
       </w:r>
       <w:r>
@@ -3386,7 +3393,6 @@
           <w:sz w:val="24"/>
           <w:szCs w:val="24"/>
         </w:rPr>
-        <w:lastRenderedPageBreak/>
         <w:t>Recommended Improvements</w:t>
       </w:r>
       <w:r>
@@ -3569,6 +3575,7 @@
         <w:rPr>
           <w:color w:val="44546A" w:themeColor="text2"/>
         </w:rPr>
+        <w:lastRenderedPageBreak/>
         <w:t>The v</w:t>
       </w:r>
       <w:r>
@@ -3722,7 +3729,7 @@
           <w:bCs w:val="0"/>
           <w:color w:val="44546A" w:themeColor="text2"/>
         </w:rPr>
-        <w:t>medication errors that directly affect patient safety. Evaluating ensures that the system meets its intended purpose.</w:t>
+        <w:t xml:space="preserve">medication errors that directly affect patient safety. Evaluating ensures that the system meets its intended purpose. </w:t>
       </w:r>
       <w:r>
         <w:rPr>
@@ -3730,7 +3737,7 @@
           <w:bCs w:val="0"/>
           <w:color w:val="44546A" w:themeColor="text2"/>
         </w:rPr>
-        <w:t xml:space="preserve"> </w:t>
+        <w:t>Nurse has daily interaction with BCMA</w:t>
       </w:r>
       <w:r>
         <w:rPr>
@@ -3738,7 +3745,7 @@
           <w:bCs w:val="0"/>
           <w:color w:val="44546A" w:themeColor="text2"/>
         </w:rPr>
-        <w:t>Nurse has daily interaction with BCMA</w:t>
+        <w:t>,</w:t>
       </w:r>
       <w:r>
         <w:rPr>
@@ -3746,7 +3753,7 @@
           <w:bCs w:val="0"/>
           <w:color w:val="44546A" w:themeColor="text2"/>
         </w:rPr>
-        <w:t>,</w:t>
+        <w:t xml:space="preserve"> and their perspective is crucial as it provides </w:t>
       </w:r>
       <w:r>
         <w:rPr>
@@ -3754,7 +3761,7 @@
           <w:bCs w:val="0"/>
           <w:color w:val="44546A" w:themeColor="text2"/>
         </w:rPr>
-        <w:t xml:space="preserve"> and their perspective is crucial as it provides </w:t>
+        <w:t>essential</w:t>
       </w:r>
       <w:r>
         <w:rPr>
@@ -3762,7 +3769,7 @@
           <w:bCs w:val="0"/>
           <w:color w:val="44546A" w:themeColor="text2"/>
         </w:rPr>
-        <w:t>essential</w:t>
+        <w:t xml:space="preserve"> insights </w:t>
       </w:r>
       <w:r>
         <w:rPr>
@@ -3770,7 +3777,7 @@
           <w:bCs w:val="0"/>
           <w:color w:val="44546A" w:themeColor="text2"/>
         </w:rPr>
-        <w:t xml:space="preserve"> insights </w:t>
+        <w:t>into</w:t>
       </w:r>
       <w:r>
         <w:rPr>
@@ -3778,14 +3785,6 @@
           <w:bCs w:val="0"/>
           <w:color w:val="44546A" w:themeColor="text2"/>
         </w:rPr>
-        <w:t>into</w:t>
-      </w:r>
-      <w:r>
-        <w:rPr>
-          <w:b w:val="0"/>
-          <w:bCs w:val="0"/>
-          <w:color w:val="44546A" w:themeColor="text2"/>
-        </w:rPr>
         <w:t xml:space="preserve"> how well the system integrates into their workflows. Healthcare administrators’ viewpoints assist in assessing whether the system aligns with long-term goals and institutional policies. </w:t>
       </w:r>
     </w:p>
@@ -3813,7 +3812,6 @@
           <w:bCs/>
           <w:color w:val="44546A" w:themeColor="text2"/>
         </w:rPr>
-        <w:lastRenderedPageBreak/>
         <w:t>Conclusion</w:t>
       </w:r>
     </w:p>
@@ -3954,6 +3952,7 @@
         <w:rPr>
           <w:color w:val="44546A" w:themeColor="text2"/>
         </w:rPr>
+        <w:lastRenderedPageBreak/>
         <w:t xml:space="preserve">Barakat, S., &amp; Franklin, B. D. (2020, August). </w:t>
       </w:r>
       <w:r>
@@ -4249,6 +4248,7 @@
         <w:rPr>
           <w:color w:val="44546A" w:themeColor="text2"/>
         </w:rPr>
+        <w:lastRenderedPageBreak/>
         <w:t xml:space="preserve">Lachman, P., &amp; Wilden, E. van der. (2021, August 3). Use of barcode technology can make a difference to patient safety in the post-COVID era | IJQHC Communications | oxford academic. </w:t>
       </w:r>
     </w:p>
